--- a/LINXCO-HACKATON/plantillas/Plantilla Acción de Tutela por No Respuesta del Derecho de Petición.docx
+++ b/LINXCO-HACKATON/plantillas/Plantilla Acción de Tutela por No Respuesta del Derecho de Petición.docx
@@ -1,68 +1,761 @@
 
 <file path=word/document.xml><?xml version="1.0" encoding="utf-8"?>
-<w:document xmlns:w="http://schemas.openxmlformats.org/wordprocessingml/2006/main">
+<w:document xmlns:wpc="http://schemas.microsoft.com/office/word/2010/wordprocessingCanvas" xmlns:cx="http://schemas.microsoft.com/office/drawing/2014/chartex" xmlns:cx1="http://schemas.microsoft.com/office/drawing/2015/9/8/chartex" xmlns:cx2="http://schemas.microsoft.com/office/drawing/2015/10/21/chartex" xmlns:cx3="http://schemas.microsoft.com/office/drawing/2016/5/9/chartex" xmlns:cx4="http://schemas.microsoft.com/office/drawing/2016/5/10/chartex" xmlns:cx5="http://schemas.microsoft.com/office/drawing/2016/5/11/chartex" xmlns:cx6="http://schemas.microsoft.com/office/drawing/2016/5/12/chartex" xmlns:cx7="http://schemas.microsoft.com/office/drawing/2016/5/13/chartex" xmlns:cx8="http://schemas.microsoft.com/office/drawing/2016/5/14/chartex" xmlns:mc="http://schemas.openxmlformats.org/markup-compatibility/2006" xmlns:aink="http://schemas.microsoft.com/office/drawing/2016/ink" xmlns:am3d="http://schemas.microsoft.com/office/drawing/2017/model3d" xmlns:o="urn:schemas-microsoft-com:office:office" xmlns:r="http://schemas.openxmlformats.org/officeDocument/2006/relationships" xmlns:m="http://schemas.openxmlformats.org/officeDocument/2006/math" xmlns:v="urn:schemas-microsoft-com:vml" xmlns:wp14="http://schemas.microsoft.com/office/word/2010/wordprocessingDrawing" xmlns:wp="http://schemas.openxmlformats.org/drawingml/2006/wordprocessingDrawing" xmlns:w10="urn:schemas-microsoft-com:office:word" xmlns:w="http://schemas.openxmlformats.org/wordprocessingml/2006/main" xmlns:w14="http://schemas.microsoft.com/office/word/2010/wordml" xmlns:w15="http://schemas.microsoft.com/office/word/2012/wordml" xmlns:w16cex="http://schemas.microsoft.com/office/word/2018/wordml/cex" xmlns:w16cid="http://schemas.microsoft.com/office/word/2016/wordml/cid" xmlns:w16="http://schemas.microsoft.com/office/word/2018/wordml" xmlns:w16sdtdh="http://schemas.microsoft.com/office/word/2020/wordml/sdtdatahash" xmlns:w16se="http://schemas.microsoft.com/office/word/2015/wordml/symex" xmlns:wpg="http://schemas.microsoft.com/office/word/2010/wordprocessingGroup" xmlns:wpi="http://schemas.microsoft.com/office/word/2010/wordprocessingInk" xmlns:wne="http://schemas.microsoft.com/office/word/2006/wordml" xmlns:wps="http://schemas.microsoft.com/office/word/2010/wordprocessingShape" mc:Ignorable="w14 w15 w16se w16cid w16 w16cex w16sdtdh wp14">
   <w:body>
     <w:p>
-      <w:r>
-        <w:t xml:space="preserve">ACCIÓN DE TUTELA POR VULNERACIÓN DEL DERECHO FUNDAMENTAL DE PETICIÓN SEÑOR(A) JUEZ MUNICIPAL DE {{CIUDAD_O_MUNICIPIO}} (E. S. D.) ACCIONANTE: {{NOMBRE_COMPLETO_ACCIONANTE}} ACCIONADO: {{NOMBRE_COMPLETO_ENTIDAD_O_AUTORIDAD_ACCIONADA}} REFERENCIA: Acción de tutela por vulneración del derecho fundamental de petición {{NOMBRE_COMPLETO_ACCIONANTE}}, mayor de edad, identificado(a) con cédula de ciudadanía No. {{NUMERO_CEDULA}} expedida en {{LUGAR_EXPEDICION_CEDULA}} y domiciliado(a) en {{LUGAR_DOMICILIO_Y_DIRECCION}}, actuando en nombre propio, interpongo ante usted ACCIÓN DE TUTELA, consagrada en el artículo 86 de la Constitución Política y reglamentada por el Decreto 2591 de 1991, en contra de {{NOMBRE_COMPLETO_ENTIDAD_O_AUTORIDAD_ACCIONADA}}, con el fin de que se proteja mi derecho fundamental de petición (Art. 23 C.P.), con fundamento en los siguientes:</w:t>
-      </w:r>
-    </w:p>
-    <w:p>
-      <w:r>
-        <w:t xml:space="preserve">HECHOS 1. El día {{FECHA_RADICACION_DERECHO_PETICION}}, radiqué un derecho de petición ante {{ORGANISMO_O_ENTIDAD_RADICADA}}, a través de {{MEDIO_RADICACION}}, asignado con el número de radicado {{NUMERO_RADICADO}}. 2. En dicha petición solicité: {{RESUMEN_SOLICITUD_DERECHO_PETICION}}. 3. De conformidad con el artículo 14 de la Ley 1755 de 2015, la entidad contaba con un término de {{NUMERO_DIAS_HABILES}} días hábiles para resolver mi petición, término que venció el {{FECHA_VENCIMIENTO_TERMINO_LEGAL}}. 4. A la fecha de presentación de esta acción han transcurrido {{NUMERO_DIAS_TRANSCURRIDOS}} días hábiles sin que se haya notificado respuesta de fondo ni informado los motivos de la demora.</w:t>
-      </w:r>
-    </w:p>
-    <w:p>
-      <w:r>
-        <w:t xml:space="preserve">PRETENSIONES 1. TUTELAR mi derecho fundamental de petición, vulnerado por {{NOMBRE_COMPLETO_ENTIDAD_O_AUTORIDAD_ACCIONADA}}. 2. ORDENAR a {{NOMBRE_COMPLETO_ENTIDAD_O_AUTORIDAD_ACCIONADA}} que, en un término no mayor a cuarenta y ocho (48) horas, emita y notifique respuesta clara, precisa, congruente y de fondo a la petición de fecha {{FECHA_RADICACION_DERECHO_PETICION}} bajo el radicado No. {{NUMERO_RADICADO}}.</w:t>
-      </w:r>
-    </w:p>
-    <w:p>
-      <w:r>
-        <w:t xml:space="preserve">Acción de Tutela - Derecho de Petición</w:t>
-      </w:r>
-    </w:p>
-    <w:p>
-      <w:r>
-        <w:t xml:space="preserve">Página 1 de 2</w:t>
-      </w:r>
-    </w:p>
-    <w:p>
-      <w:r>
-        <w:t xml:space="preserve">FUNDAMENTOS Y RAZONES DE DERECHO 1. Fundamento normativo: Artículo 86 C.P., Decreto 2591 de 1991, Artículo 23 C.P. y Ley Estatutaria 1755 de 2015. (Conforme a la Sentencia C-818 de 2011 y C-951 de 2014 de la Corte Constitucional). 2. Contenido del derecho fundamental de petición: Exigencia de respuesta pronta, oportuna, de fondo, clara, precisa, congruente y debidamente notificada (Sentencias T-601/98 y T-172/13). 3. Términos para resolver: Incumplimiento de los plazos legales del Art. 14 de la Ley 1755 de 2015 por parte de {{NOMBRE_COMPLETO_ENTIDAD_O_AUTORIDAD_ACCIONADA}}. 4. Procedencia de la acción de tutela: Vulneración directa por autoridad/entidad pública, ausencia de otro medio judicial eficaz e ineficacia del silencio administrativo para eximir de responsabilidad.</w:t>
-      </w:r>
-    </w:p>
-    <w:p>
-      <w:r>
-        <w:t xml:space="preserve">COMPETENCIA Es usted competente por tener jurisdicción en el lugar donde ocurre la vulneración (Art. 37 Decreto 2591 de 1991 y Decreto 333 de 2021).</w:t>
-      </w:r>
-    </w:p>
-    <w:p>
-      <w:r>
-        <w:t xml:space="preserve">JURAMENTO Bajo la gravedad de juramento manifiesto que no he presentado otra acción de tutela por los mismos hechos y derechos.</w:t>
-      </w:r>
-    </w:p>
-    <w:p>
-      <w:r>
-        <w:t xml:space="preserve">PRUEBAS Y ANEXOS 1. Copia del derecho de petición radicado con constancia de recepción (radicado No. {{NUMERO_RADICADO}}). 2. Copia del documento de identidad del accionante. 3. {{ANEXO_PRUEBA_ADICIONAL_OPCIONAL}}</w:t>
-      </w:r>
-    </w:p>
-    <w:p>
-      <w:r>
-        <w:t xml:space="preserve">NOTIFICACIONES Accionante: Dirección física: {{DIRECCION_COMPLETA_RESIDENCIA_NOTIFICACION}} Correo electrónico: {{CORREO_ELECTRONICO_ACCIONANTE}} Teléfono / Celular: {{NUMERO_TELEFONICO_ACCIONANTE}} Accionado: Dirección física: {{DIRECCION_ENTIDAD_ACCIONADA}} Correo electrónico judicial: {{CORREO_ELECTRONICO_JUDICIAL_ENTIDAD}} Atentamente, ____________________________________________ {{NOMBRE_COMPLETO_ACCIONANTE}} C.C. No. {{NUMERO_CEDULA}} de {{LUGAR_EXPEDICION_CEDULA}}</w:t>
-      </w:r>
-    </w:p>
-    <w:p>
-      <w:r>
-        <w:t xml:space="preserve">Acción de Tutela - Derecho de Petición</w:t>
-      </w:r>
-    </w:p>
-    <w:p>
-      <w:r>
-        <w:t xml:space="preserve">Página 2 de 2</w:t>
-      </w:r>
-    </w:p>
-    <w:sectPr/>
+      <w:pPr>
+        <w:spacing w:before="100" w:beforeAutospacing="1" w:after="100" w:afterAutospacing="1" w:line="240" w:lineRule="auto"/>
+        <w:rPr>
+          <w:rFonts w:ascii="Arial" w:hAnsi="Arial" w:cs="Arial"/>
+          <w:b/>
+          <w:bCs/>
+          <w:sz w:val="24"/>
+          <w:szCs w:val="24"/>
+        </w:rPr>
+      </w:pPr>
+      <w:r>
+        <w:rPr>
+          <w:rFonts w:ascii="Arial" w:hAnsi="Arial" w:cs="Arial"/>
+          <w:b/>
+          <w:bCs/>
+          <w:sz w:val="24"/>
+          <w:szCs w:val="24"/>
+        </w:rPr>
+        <w:t xml:space="preserve">{CIUDAD_O_MUNICIPIO}, {DEPARTAMENTO}, {FECHA_PRESENTACION}</w:t>
+      </w:r>
+    </w:p>
+    <w:p>
+      <w:pPr>
+        <w:spacing w:before="100" w:beforeAutospacing="1" w:after="100" w:afterAutospacing="1" w:line="240" w:lineRule="auto"/>
+        <w:rPr>
+          <w:rFonts w:ascii="Arial" w:hAnsi="Arial" w:cs="Arial"/>
+          <w:sz w:val="24"/>
+          <w:szCs w:val="24"/>
+        </w:rPr>
+      </w:pPr>
+      <w:r>
+        <w:rPr>
+          <w:rFonts w:ascii="Arial" w:hAnsi="Arial" w:cs="Arial"/>
+          <w:sz w:val="24"/>
+          <w:szCs w:val="24"/>
+        </w:rPr>
+        <w:t xml:space="preserve">Señor(a)</w:t>
+      </w:r>
+    </w:p>
+    <w:p>
+      <w:pPr>
+        <w:spacing w:before="100" w:beforeAutospacing="1" w:after="100" w:afterAutospacing="1" w:line="240" w:lineRule="auto"/>
+        <w:rPr>
+          <w:rFonts w:ascii="Arial" w:hAnsi="Arial" w:cs="Arial"/>
+          <w:b/>
+          <w:bCs/>
+          <w:sz w:val="24"/>
+          <w:szCs w:val="24"/>
+        </w:rPr>
+      </w:pPr>
+      <w:r>
+        <w:rPr>
+          <w:rFonts w:ascii="Arial" w:hAnsi="Arial" w:cs="Arial"/>
+          <w:b/>
+          <w:bCs/>
+          <w:sz w:val="24"/>
+          <w:szCs w:val="24"/>
+        </w:rPr>
+        <w:t xml:space="preserve">JUEZ CONSTITUCIONAL – REPARTO</w:t>
+      </w:r>
+    </w:p>
+    <w:p>
+      <w:pPr>
+        <w:spacing w:before="100" w:beforeAutospacing="1" w:after="100" w:afterAutospacing="1" w:line="240" w:lineRule="auto"/>
+        <w:rPr>
+          <w:rFonts w:ascii="Arial" w:hAnsi="Arial" w:cs="Arial"/>
+          <w:sz w:val="24"/>
+          <w:szCs w:val="24"/>
+        </w:rPr>
+      </w:pPr>
+      <w:r>
+        <w:rPr>
+          <w:rFonts w:ascii="Arial" w:hAnsi="Arial" w:cs="Arial"/>
+          <w:sz w:val="24"/>
+          <w:szCs w:val="24"/>
+        </w:rPr>
+        <w:t xml:space="preserve">{CIUDAD_O_MUNICIPIO}, {DEPARTAMENTO}</w:t>
+      </w:r>
+    </w:p>
+    <w:p>
+      <w:pPr>
+        <w:spacing w:before="100" w:beforeAutospacing="1" w:after="100" w:afterAutospacing="1" w:line="240" w:lineRule="auto"/>
+        <w:rPr>
+          <w:rFonts w:ascii="Arial" w:hAnsi="Arial" w:cs="Arial"/>
+          <w:sz w:val="24"/>
+          <w:szCs w:val="24"/>
+        </w:rPr>
+      </w:pPr>
+      <w:r>
+        <w:rPr>
+          <w:rFonts w:ascii="Arial" w:hAnsi="Arial" w:cs="Arial"/>
+          <w:sz w:val="24"/>
+          <w:szCs w:val="24"/>
+        </w:rPr>
+        <w:t xml:space="preserve">E. S. D.</w:t>
+      </w:r>
+    </w:p>
+    <w:p>
+      <w:pPr>
+        <w:spacing w:before="100" w:beforeAutospacing="1" w:after="100" w:afterAutospacing="1" w:line="240" w:lineRule="auto"/>
+        <w:rPr>
+          <w:rFonts w:ascii="Arial" w:hAnsi="Arial" w:cs="Arial"/>
+          <w:b/>
+          <w:bCs/>
+          <w:sz w:val="24"/>
+          <w:szCs w:val="24"/>
+        </w:rPr>
+      </w:pPr>
+      <w:r>
+        <w:rPr>
+          <w:rFonts w:ascii="Arial" w:hAnsi="Arial" w:cs="Arial"/>
+          <w:b/>
+          <w:bCs/>
+          <w:sz w:val="24"/>
+          <w:szCs w:val="24"/>
+        </w:rPr>
+        <w:t xml:space="preserve">REFERENCIA: ACCIÓN DE TUTELA POR VULNERACIÓN DEL DERECHO FUNDAMENTAL DE PETICIÓN.</w:t>
+      </w:r>
+    </w:p>
+    <w:p>
+      <w:pPr>
+        <w:spacing w:before="100" w:beforeAutospacing="1" w:after="100" w:afterAutospacing="1" w:line="240" w:lineRule="auto"/>
+        <w:rPr>
+          <w:rFonts w:ascii="Arial" w:hAnsi="Arial" w:cs="Arial"/>
+          <w:b/>
+          <w:bCs/>
+          <w:sz w:val="24"/>
+          <w:szCs w:val="24"/>
+        </w:rPr>
+      </w:pPr>
+      <w:r>
+        <w:rPr>
+          <w:rFonts w:ascii="Arial" w:hAnsi="Arial" w:cs="Arial"/>
+          <w:b/>
+          <w:bCs/>
+          <w:sz w:val="24"/>
+          <w:szCs w:val="24"/>
+        </w:rPr>
+        <w:t xml:space="preserve">ACCIONANTE: {NOMBRE_COMPLETO_ACCIONANTE}</w:t>
+      </w:r>
+    </w:p>
+    <w:p>
+      <w:pPr>
+        <w:spacing w:before="100" w:beforeAutospacing="1" w:after="100" w:afterAutospacing="1" w:line="240" w:lineRule="auto"/>
+        <w:rPr>
+          <w:rFonts w:ascii="Arial" w:hAnsi="Arial" w:cs="Arial"/>
+          <w:b/>
+          <w:bCs/>
+          <w:sz w:val="24"/>
+          <w:szCs w:val="24"/>
+        </w:rPr>
+      </w:pPr>
+      <w:r>
+        <w:rPr>
+          <w:rFonts w:ascii="Arial" w:hAnsi="Arial" w:cs="Arial"/>
+          <w:b/>
+          <w:bCs/>
+          <w:sz w:val="24"/>
+          <w:szCs w:val="24"/>
+        </w:rPr>
+        <w:t xml:space="preserve">ACCIONADO: {NOMBRE_COMPLETO_ENTIDAD_O_AUTORIDAD_ACCIONADA}</w:t>
+      </w:r>
+    </w:p>
+    <w:p>
+      <w:pPr>
+        <w:spacing w:before="100" w:beforeAutospacing="1" w:after="100" w:afterAutospacing="1" w:line="240" w:lineRule="auto"/>
+        <w:rPr>
+          <w:rFonts w:ascii="Arial" w:hAnsi="Arial" w:cs="Arial"/>
+          <w:sz w:val="24"/>
+          <w:szCs w:val="24"/>
+        </w:rPr>
+      </w:pPr>
+      <w:r>
+        <w:rPr>
+          <w:rFonts w:ascii="Arial" w:hAnsi="Arial" w:cs="Arial"/>
+          <w:sz w:val="24"/>
+          <w:szCs w:val="24"/>
+        </w:rPr>
+        <w:t xml:space="preserve">Yo, {NOMBRE_COMPLETO_ACCIONANTE}, persona mayor de edad, identificado(a) con cédula de ciudadanía No. {NUMERO_DOCUMENTO}, domiciliado(a) en {DIRECCION_COMPLETA_RESIDENCIA_NOTIFICACION}, acudo ante su despacho judicial para interponer ACCIÓN DE TUTELA contra {NOMBRE_COMPLETO_ENTIDAD_O_AUTORIDAD_ACCIONADA}, con el objeto de que se proteja mi derecho fundamental de petición (artículo 23 C.P.), con fundamento en los siguientes:</w:t>
+      </w:r>
+    </w:p>
+    <w:p>
+      <w:pPr>
+        <w:spacing w:before="180" w:beforeAutospacing="1" w:after="100" w:afterAutospacing="1" w:line="240" w:lineRule="auto"/>
+        <w:rPr>
+          <w:rFonts w:ascii="Arial" w:hAnsi="Arial" w:cs="Arial"/>
+          <w:b/>
+          <w:bCs/>
+          <w:sz w:val="24"/>
+          <w:szCs w:val="24"/>
+        </w:rPr>
+      </w:pPr>
+      <w:r>
+        <w:rPr>
+          <w:rFonts w:ascii="Arial" w:hAnsi="Arial" w:cs="Arial"/>
+          <w:b/>
+          <w:bCs/>
+          <w:sz w:val="24"/>
+          <w:szCs w:val="24"/>
+        </w:rPr>
+        <w:t xml:space="preserve">HECHOS</w:t>
+      </w:r>
+    </w:p>
+    <w:p>
+      <w:pPr>
+        <w:spacing w:before="100" w:beforeAutospacing="1" w:after="100" w:afterAutospacing="1" w:line="240" w:lineRule="auto"/>
+        <w:rPr>
+          <w:rFonts w:ascii="Arial" w:hAnsi="Arial" w:cs="Arial"/>
+          <w:sz w:val="24"/>
+          <w:szCs w:val="24"/>
+        </w:rPr>
+      </w:pPr>
+      <w:r>
+        <w:rPr>
+          <w:rFonts w:ascii="Arial" w:hAnsi="Arial" w:cs="Arial"/>
+          <w:b/>
+          <w:bCs/>
+          <w:sz w:val="24"/>
+          <w:szCs w:val="24"/>
+        </w:rPr>
+        <w:t xml:space="preserve">PRIMERO. </w:t>
+      </w:r>
+      <w:r>
+        <w:rPr>
+          <w:rFonts w:ascii="Arial" w:hAnsi="Arial" w:cs="Arial"/>
+          <w:sz w:val="24"/>
+          <w:szCs w:val="24"/>
+        </w:rPr>
+        <w:t xml:space="preserve">Con fecha {FECHA_RADICACION_DERECHO_PETICION}, radiqué formalmente un Derecho de Petición ante la entidad {NOMBRE_COMPLETO_ENTIDAD_O_AUTORIDAD_ACCIONADA}, radicado bajo el número {NUMERO_RADICADO}.</w:t>
+      </w:r>
+    </w:p>
+    <w:p>
+      <w:pPr>
+        <w:spacing w:before="100" w:beforeAutospacing="1" w:after="100" w:afterAutospacing="1" w:line="240" w:lineRule="auto"/>
+        <w:rPr>
+          <w:rFonts w:ascii="Arial" w:hAnsi="Arial" w:cs="Arial"/>
+          <w:sz w:val="24"/>
+          <w:szCs w:val="24"/>
+        </w:rPr>
+      </w:pPr>
+      <w:r>
+        <w:rPr>
+          <w:rFonts w:ascii="Arial" w:hAnsi="Arial" w:cs="Arial"/>
+          <w:b/>
+          <w:bCs/>
+          <w:sz w:val="24"/>
+          <w:szCs w:val="24"/>
+        </w:rPr>
+        <w:t xml:space="preserve">SEGUNDO. </w:t>
+      </w:r>
+      <w:r>
+        <w:rPr>
+          <w:rFonts w:ascii="Arial" w:hAnsi="Arial" w:cs="Arial"/>
+          <w:sz w:val="24"/>
+          <w:szCs w:val="24"/>
+        </w:rPr>
+        <w:t xml:space="preserve">El objeto de la solicitud radicada consistió en: {RESUMEN_SOLICITUD_DERECHO_PETICION}.</w:t>
+      </w:r>
+    </w:p>
+    <w:p>
+      <w:pPr>
+        <w:spacing w:before="100" w:beforeAutospacing="1" w:after="100" w:afterAutospacing="1" w:line="240" w:lineRule="auto"/>
+        <w:rPr>
+          <w:rFonts w:ascii="Arial" w:hAnsi="Arial" w:cs="Arial"/>
+          <w:sz w:val="24"/>
+          <w:szCs w:val="24"/>
+        </w:rPr>
+      </w:pPr>
+      <w:r>
+        <w:rPr>
+          <w:rFonts w:ascii="Arial" w:hAnsi="Arial" w:cs="Arial"/>
+          <w:b/>
+          <w:bCs/>
+          <w:sz w:val="24"/>
+          <w:szCs w:val="24"/>
+        </w:rPr>
+        <w:t xml:space="preserve">TERCERO. </w:t>
+      </w:r>
+      <w:r>
+        <w:rPr>
+          <w:rFonts w:ascii="Arial" w:hAnsi="Arial" w:cs="Arial"/>
+          <w:sz w:val="24"/>
+          <w:szCs w:val="24"/>
+        </w:rPr>
+        <w:t xml:space="preserve">A la fecha de interposición de la presente acción ha transcurrido con creces el término legal perentorio de quince (15) días hábiles previsto en el artículo 14 de la Ley 1755 de 2015.</w:t>
+      </w:r>
+    </w:p>
+    <w:p>
+      <w:pPr>
+        <w:spacing w:before="100" w:beforeAutospacing="1" w:after="100" w:afterAutospacing="1" w:line="240" w:lineRule="auto"/>
+        <w:rPr>
+          <w:rFonts w:ascii="Arial" w:hAnsi="Arial" w:cs="Arial"/>
+          <w:sz w:val="24"/>
+          <w:szCs w:val="24"/>
+        </w:rPr>
+      </w:pPr>
+      <w:r>
+        <w:rPr>
+          <w:rFonts w:ascii="Arial" w:hAnsi="Arial" w:cs="Arial"/>
+          <w:b/>
+          <w:bCs/>
+          <w:sz w:val="24"/>
+          <w:szCs w:val="24"/>
+        </w:rPr>
+        <w:t xml:space="preserve">CUARTO. </w:t>
+      </w:r>
+      <w:r>
+        <w:rPr>
+          <w:rFonts w:ascii="Arial" w:hAnsi="Arial" w:cs="Arial"/>
+          <w:sz w:val="24"/>
+          <w:szCs w:val="24"/>
+        </w:rPr>
+        <w:t xml:space="preserve">La entidad accionada ha guardado absoluto silencio administrativo, vulnerando flagrantemente mi derecho constitucional a obtener pronta y completa respuesta de fondo.</w:t>
+      </w:r>
+    </w:p>
+    <w:p>
+      <w:pPr>
+        <w:spacing w:before="180" w:beforeAutospacing="1" w:after="100" w:afterAutospacing="1" w:line="240" w:lineRule="auto"/>
+        <w:rPr>
+          <w:rFonts w:ascii="Arial" w:hAnsi="Arial" w:cs="Arial"/>
+          <w:b/>
+          <w:bCs/>
+          <w:sz w:val="24"/>
+          <w:szCs w:val="24"/>
+        </w:rPr>
+      </w:pPr>
+      <w:r>
+        <w:rPr>
+          <w:rFonts w:ascii="Arial" w:hAnsi="Arial" w:cs="Arial"/>
+          <w:b/>
+          <w:bCs/>
+          <w:sz w:val="24"/>
+          <w:szCs w:val="24"/>
+        </w:rPr>
+        <w:t xml:space="preserve">FUNDAMENTOS Y RAZONES DE DERECHO</w:t>
+      </w:r>
+    </w:p>
+    <w:p>
+      <w:pPr>
+        <w:spacing w:before="100" w:beforeAutospacing="1" w:after="100" w:afterAutospacing="1" w:line="240" w:lineRule="auto"/>
+        <w:rPr>
+          <w:rFonts w:ascii="Arial" w:hAnsi="Arial" w:cs="Arial"/>
+          <w:sz w:val="24"/>
+          <w:szCs w:val="24"/>
+        </w:rPr>
+      </w:pPr>
+      <w:r>
+        <w:rPr>
+          <w:rFonts w:ascii="Arial" w:hAnsi="Arial" w:cs="Arial"/>
+          <w:b/>
+          <w:bCs/>
+          <w:sz w:val="24"/>
+          <w:szCs w:val="24"/>
+        </w:rPr>
+        <w:t xml:space="preserve">PRIMERO. </w:t>
+      </w:r>
+      <w:r>
+        <w:rPr>
+          <w:rFonts w:ascii="Arial" w:hAnsi="Arial" w:cs="Arial"/>
+          <w:sz w:val="24"/>
+          <w:szCs w:val="24"/>
+        </w:rPr>
+        <w:t xml:space="preserve">El artículo 23 de la Constitución Política garantiza a toda persona el derecho a presentar peticiones respetuosas a las autoridades y a obtener pronta resolución.</w:t>
+      </w:r>
+    </w:p>
+    <w:p>
+      <w:pPr>
+        <w:spacing w:before="100" w:beforeAutospacing="1" w:after="100" w:afterAutospacing="1" w:line="240" w:lineRule="auto"/>
+        <w:rPr>
+          <w:rFonts w:ascii="Arial" w:hAnsi="Arial" w:cs="Arial"/>
+          <w:sz w:val="24"/>
+          <w:szCs w:val="24"/>
+        </w:rPr>
+      </w:pPr>
+      <w:r>
+        <w:rPr>
+          <w:rFonts w:ascii="Arial" w:hAnsi="Arial" w:cs="Arial"/>
+          <w:b/>
+          <w:bCs/>
+          <w:sz w:val="24"/>
+          <w:szCs w:val="24"/>
+        </w:rPr>
+        <w:t xml:space="preserve">SEGUNDO. </w:t>
+      </w:r>
+      <w:r>
+        <w:rPr>
+          <w:rFonts w:ascii="Arial" w:hAnsi="Arial" w:cs="Arial"/>
+          <w:sz w:val="24"/>
+          <w:szCs w:val="24"/>
+        </w:rPr>
+        <w:t xml:space="preserve">La Corte Constitucional ha establecido pacíficamente (Sentencias T-377 de 2000, T-149 de 2013 y T-061 de 2022) que el núcleo esencial del derecho de petición comprende una respuesta pronta, de fondo, clara, precisa y debidamente congruente con lo pedido.</w:t>
+      </w:r>
+    </w:p>
+    <w:p>
+      <w:pPr>
+        <w:spacing w:before="180" w:beforeAutospacing="1" w:after="100" w:afterAutospacing="1" w:line="240" w:lineRule="auto"/>
+        <w:rPr>
+          <w:rFonts w:ascii="Arial" w:hAnsi="Arial" w:cs="Arial"/>
+          <w:b/>
+          <w:bCs/>
+          <w:sz w:val="24"/>
+          <w:szCs w:val="24"/>
+        </w:rPr>
+      </w:pPr>
+      <w:r>
+        <w:rPr>
+          <w:rFonts w:ascii="Arial" w:hAnsi="Arial" w:cs="Arial"/>
+          <w:b/>
+          <w:bCs/>
+          <w:sz w:val="24"/>
+          <w:szCs w:val="24"/>
+        </w:rPr>
+        <w:t xml:space="preserve">PRETENSIONES</w:t>
+      </w:r>
+    </w:p>
+    <w:p>
+      <w:pPr>
+        <w:spacing w:before="100" w:beforeAutospacing="1" w:after="100" w:afterAutospacing="1" w:line="240" w:lineRule="auto"/>
+        <w:rPr>
+          <w:rFonts w:ascii="Arial" w:hAnsi="Arial" w:cs="Arial"/>
+          <w:sz w:val="24"/>
+          <w:szCs w:val="24"/>
+        </w:rPr>
+      </w:pPr>
+      <w:r>
+        <w:rPr>
+          <w:rFonts w:ascii="Arial" w:hAnsi="Arial" w:cs="Arial"/>
+          <w:sz w:val="24"/>
+          <w:szCs w:val="24"/>
+        </w:rPr>
+        <w:t xml:space="preserve">Con fundamento en los hechos narrados, solicito respetuosamente al señor(a) Juez:</w:t>
+      </w:r>
+    </w:p>
+    <w:p>
+      <w:pPr>
+        <w:spacing w:before="100" w:beforeAutospacing="1" w:after="100" w:afterAutospacing="1" w:line="240" w:lineRule="auto"/>
+        <w:rPr>
+          <w:rFonts w:ascii="Arial" w:hAnsi="Arial" w:cs="Arial"/>
+          <w:sz w:val="24"/>
+          <w:szCs w:val="24"/>
+        </w:rPr>
+      </w:pPr>
+      <w:r>
+        <w:rPr>
+          <w:rFonts w:ascii="Arial" w:hAnsi="Arial" w:cs="Arial"/>
+          <w:b/>
+          <w:bCs/>
+          <w:sz w:val="24"/>
+          <w:szCs w:val="24"/>
+        </w:rPr>
+        <w:t xml:space="preserve">PRIMERA. </w:t>
+      </w:r>
+      <w:r>
+        <w:rPr>
+          <w:rFonts w:ascii="Arial" w:hAnsi="Arial" w:cs="Arial"/>
+          <w:sz w:val="24"/>
+          <w:szCs w:val="24"/>
+        </w:rPr>
+        <w:t xml:space="preserve">TUTELAR mi derecho fundamental de petición vulnerado por {NOMBRE_COMPLETO_ENTIDAD_O_AUTORIDAD_ACCIONADA}.</w:t>
+      </w:r>
+    </w:p>
+    <w:p>
+      <w:pPr>
+        <w:spacing w:before="100" w:beforeAutospacing="1" w:after="100" w:afterAutospacing="1" w:line="240" w:lineRule="auto"/>
+        <w:rPr>
+          <w:rFonts w:ascii="Arial" w:hAnsi="Arial" w:cs="Arial"/>
+          <w:sz w:val="24"/>
+          <w:szCs w:val="24"/>
+        </w:rPr>
+      </w:pPr>
+      <w:r>
+        <w:rPr>
+          <w:rFonts w:ascii="Arial" w:hAnsi="Arial" w:cs="Arial"/>
+          <w:b/>
+          <w:bCs/>
+          <w:sz w:val="24"/>
+          <w:szCs w:val="24"/>
+        </w:rPr>
+        <w:t xml:space="preserve">SEGUNDA. </w:t>
+      </w:r>
+      <w:r>
+        <w:rPr>
+          <w:rFonts w:ascii="Arial" w:hAnsi="Arial" w:cs="Arial"/>
+          <w:sz w:val="24"/>
+          <w:szCs w:val="24"/>
+        </w:rPr>
+        <w:t xml:space="preserve">ORDENAR a {NOMBRE_COMPLETO_ENTIDAD_O_AUTORIDAD_ACCIONADA} que, en el término improrrogable de cuarenta y ocho (48) horas contadas a partir de la notificación del fallo, emita y notifique respuesta de fondo, clara y precisa a mi solicitud radicada.</w:t>
+      </w:r>
+    </w:p>
+    <w:p>
+      <w:pPr>
+        <w:spacing w:before="180" w:beforeAutospacing="1" w:after="100" w:afterAutospacing="1" w:line="240" w:lineRule="auto"/>
+        <w:rPr>
+          <w:rFonts w:ascii="Arial" w:hAnsi="Arial" w:cs="Arial"/>
+          <w:b/>
+          <w:bCs/>
+          <w:sz w:val="24"/>
+          <w:szCs w:val="24"/>
+        </w:rPr>
+      </w:pPr>
+      <w:r>
+        <w:rPr>
+          <w:rFonts w:ascii="Arial" w:hAnsi="Arial" w:cs="Arial"/>
+          <w:b/>
+          <w:bCs/>
+          <w:sz w:val="24"/>
+          <w:szCs w:val="24"/>
+        </w:rPr>
+        <w:t xml:space="preserve">COMPETENCIA</w:t>
+      </w:r>
+    </w:p>
+    <w:p>
+      <w:pPr>
+        <w:spacing w:before="100" w:beforeAutospacing="1" w:after="100" w:afterAutospacing="1" w:line="240" w:lineRule="auto"/>
+        <w:rPr>
+          <w:rFonts w:ascii="Arial" w:hAnsi="Arial" w:cs="Arial"/>
+          <w:sz w:val="24"/>
+          <w:szCs w:val="24"/>
+        </w:rPr>
+      </w:pPr>
+      <w:r>
+        <w:rPr>
+          <w:rFonts w:ascii="Arial" w:hAnsi="Arial" w:cs="Arial"/>
+          <w:sz w:val="24"/>
+          <w:szCs w:val="24"/>
+        </w:rPr>
+        <w:t xml:space="preserve">Es usted competente por tener jurisdicción y competencia en el lugar donde ocurre la omisión vulneradora de los derechos fundamentales invocados.</w:t>
+      </w:r>
+    </w:p>
+    <w:p>
+      <w:pPr>
+        <w:spacing w:before="180" w:beforeAutospacing="1" w:after="100" w:afterAutospacing="1" w:line="240" w:lineRule="auto"/>
+        <w:rPr>
+          <w:rFonts w:ascii="Arial" w:hAnsi="Arial" w:cs="Arial"/>
+          <w:b/>
+          <w:bCs/>
+          <w:sz w:val="24"/>
+          <w:szCs w:val="24"/>
+        </w:rPr>
+      </w:pPr>
+      <w:r>
+        <w:rPr>
+          <w:rFonts w:ascii="Arial" w:hAnsi="Arial" w:cs="Arial"/>
+          <w:b/>
+          <w:bCs/>
+          <w:sz w:val="24"/>
+          <w:szCs w:val="24"/>
+        </w:rPr>
+        <w:t xml:space="preserve">MANIFESTACIÓN BAJO JURAMENTO</w:t>
+      </w:r>
+    </w:p>
+    <w:p>
+      <w:pPr>
+        <w:spacing w:before="100" w:beforeAutospacing="1" w:after="100" w:afterAutospacing="1" w:line="240" w:lineRule="auto"/>
+        <w:rPr>
+          <w:rFonts w:ascii="Arial" w:hAnsi="Arial" w:cs="Arial"/>
+          <w:sz w:val="24"/>
+          <w:szCs w:val="24"/>
+        </w:rPr>
+      </w:pPr>
+      <w:r>
+        <w:rPr>
+          <w:rFonts w:ascii="Arial" w:hAnsi="Arial" w:cs="Arial"/>
+          <w:sz w:val="24"/>
+          <w:szCs w:val="24"/>
+        </w:rPr>
+        <w:t xml:space="preserve">Bajo la gravedad del juramento, manifiesto que no he presentado otra acción de tutela por los mismos hechos ante otra autoridad judicial.</w:t>
+      </w:r>
+    </w:p>
+    <w:p>
+      <w:pPr>
+        <w:spacing w:before="180" w:beforeAutospacing="1" w:after="100" w:afterAutospacing="1" w:line="240" w:lineRule="auto"/>
+        <w:rPr>
+          <w:rFonts w:ascii="Arial" w:hAnsi="Arial" w:cs="Arial"/>
+          <w:b/>
+          <w:bCs/>
+          <w:sz w:val="24"/>
+          <w:szCs w:val="24"/>
+        </w:rPr>
+      </w:pPr>
+      <w:r>
+        <w:rPr>
+          <w:rFonts w:ascii="Arial" w:hAnsi="Arial" w:cs="Arial"/>
+          <w:b/>
+          <w:bCs/>
+          <w:sz w:val="24"/>
+          <w:szCs w:val="24"/>
+        </w:rPr>
+        <w:t xml:space="preserve">NOTIFICACIONES</w:t>
+      </w:r>
+    </w:p>
+    <w:p>
+      <w:pPr>
+        <w:spacing w:before="100" w:beforeAutospacing="1" w:after="100" w:afterAutospacing="1" w:line="240" w:lineRule="auto"/>
+        <w:rPr>
+          <w:rFonts w:ascii="Arial" w:hAnsi="Arial" w:cs="Arial"/>
+          <w:b/>
+          <w:bCs/>
+          <w:sz w:val="24"/>
+          <w:szCs w:val="24"/>
+        </w:rPr>
+      </w:pPr>
+      <w:r>
+        <w:rPr>
+          <w:rFonts w:ascii="Arial" w:hAnsi="Arial" w:cs="Arial"/>
+          <w:b/>
+          <w:bCs/>
+          <w:sz w:val="24"/>
+          <w:szCs w:val="24"/>
+        </w:rPr>
+        <w:t xml:space="preserve">PARTE ACCIONADA:</w:t>
+      </w:r>
+    </w:p>
+    <w:p>
+      <w:pPr>
+        <w:spacing w:before="100" w:beforeAutospacing="1" w:after="100" w:afterAutospacing="1" w:line="240" w:lineRule="auto"/>
+        <w:rPr>
+          <w:rFonts w:ascii="Arial" w:hAnsi="Arial" w:cs="Arial"/>
+          <w:sz w:val="24"/>
+          <w:szCs w:val="24"/>
+        </w:rPr>
+      </w:pPr>
+      <w:r>
+        <w:rPr>
+          <w:rFonts w:ascii="Arial" w:hAnsi="Arial" w:cs="Arial"/>
+          <w:sz w:val="24"/>
+          <w:szCs w:val="24"/>
+        </w:rPr>
+        <w:t xml:space="preserve">La entidad accionada recibe notificaciones en {DIRECCION_ENTIDAD_ACCIONADA} o en el correo {CORREO_ELECTRONICO_JUDICIAL_ENTIDAD}.</w:t>
+      </w:r>
+    </w:p>
+    <w:p>
+      <w:pPr>
+        <w:spacing w:before="100" w:beforeAutospacing="1" w:after="100" w:afterAutospacing="1" w:line="240" w:lineRule="auto"/>
+        <w:rPr>
+          <w:rFonts w:ascii="Arial" w:hAnsi="Arial" w:cs="Arial"/>
+          <w:b/>
+          <w:bCs/>
+          <w:sz w:val="24"/>
+          <w:szCs w:val="24"/>
+        </w:rPr>
+      </w:pPr>
+      <w:r>
+        <w:rPr>
+          <w:rFonts w:ascii="Arial" w:hAnsi="Arial" w:cs="Arial"/>
+          <w:b/>
+          <w:bCs/>
+          <w:sz w:val="24"/>
+          <w:szCs w:val="24"/>
+        </w:rPr>
+        <w:t xml:space="preserve">PARTE ACCIONANTE:</w:t>
+      </w:r>
+    </w:p>
+    <w:p>
+      <w:pPr>
+        <w:spacing w:before="100" w:beforeAutospacing="1" w:after="100" w:afterAutospacing="1" w:line="240" w:lineRule="auto"/>
+        <w:rPr>
+          <w:rFonts w:ascii="Arial" w:hAnsi="Arial" w:cs="Arial"/>
+          <w:sz w:val="24"/>
+          <w:szCs w:val="24"/>
+        </w:rPr>
+      </w:pPr>
+      <w:r>
+        <w:rPr>
+          <w:rFonts w:ascii="Arial" w:hAnsi="Arial" w:cs="Arial"/>
+          <w:sz w:val="24"/>
+          <w:szCs w:val="24"/>
+        </w:rPr>
+        <w:t xml:space="preserve">Recibiré notificaciones en la dirección: {DIRECCION_COMPLETA_RESIDENCIA_NOTIFICACION}, correo: {CORREO_ELECTRONICO_ACCIONANTE}, teléfono: {NUMERO_TELEFONICO_ACCIONANTE}.</w:t>
+      </w:r>
+    </w:p>
+    <w:p>
+      <w:pPr>
+        <w:spacing w:before="140" w:beforeAutospacing="1" w:after="100" w:afterAutospacing="1" w:line="240" w:lineRule="auto"/>
+        <w:rPr>
+          <w:rFonts w:ascii="Arial" w:hAnsi="Arial" w:cs="Arial"/>
+          <w:sz w:val="24"/>
+          <w:szCs w:val="24"/>
+        </w:rPr>
+      </w:pPr>
+      <w:r>
+        <w:rPr>
+          <w:rFonts w:ascii="Arial" w:hAnsi="Arial" w:cs="Arial"/>
+          <w:sz w:val="24"/>
+          <w:szCs w:val="24"/>
+        </w:rPr>
+        <w:t xml:space="preserve">Cordialmente,</w:t>
+      </w:r>
+    </w:p>
+    <w:p>
+      <w:pPr>
+        <w:spacing w:before="100" w:beforeAutospacing="1" w:after="100" w:afterAutospacing="1" w:line="240" w:lineRule="auto"/>
+        <w:rPr>
+          <w:rFonts w:ascii="Arial" w:hAnsi="Arial" w:cs="Arial"/>
+          <w:sz w:val="24"/>
+          <w:szCs w:val="24"/>
+        </w:rPr>
+      </w:pPr>
+      <w:r>
+        <w:rPr>
+          <w:rFonts w:ascii="Arial" w:hAnsi="Arial" w:cs="Arial"/>
+          <w:sz w:val="24"/>
+          <w:szCs w:val="24"/>
+        </w:rPr>
+        <w:t xml:space="preserve"/>
+      </w:r>
+    </w:p>
+    <w:p>
+      <w:pPr>
+        <w:spacing w:before="100" w:beforeAutospacing="1" w:after="100" w:afterAutospacing="1" w:line="240" w:lineRule="auto"/>
+        <w:rPr>
+          <w:rFonts w:ascii="Arial" w:hAnsi="Arial" w:cs="Arial"/>
+          <w:b/>
+          <w:bCs/>
+          <w:sz w:val="24"/>
+          <w:szCs w:val="24"/>
+        </w:rPr>
+      </w:pPr>
+      <w:r>
+        <w:rPr>
+          <w:rFonts w:ascii="Arial" w:hAnsi="Arial" w:cs="Arial"/>
+          <w:b/>
+          <w:bCs/>
+          <w:sz w:val="24"/>
+          <w:szCs w:val="24"/>
+        </w:rPr>
+        <w:t xml:space="preserve">{NOMBRE_COMPLETO_ACCIONANTE}</w:t>
+      </w:r>
+    </w:p>
+    <w:p>
+      <w:pPr>
+        <w:spacing w:before="100" w:beforeAutospacing="1" w:after="100" w:afterAutospacing="1" w:line="240" w:lineRule="auto"/>
+        <w:rPr>
+          <w:rFonts w:ascii="Arial" w:hAnsi="Arial" w:cs="Arial"/>
+          <w:sz w:val="24"/>
+          <w:szCs w:val="24"/>
+        </w:rPr>
+      </w:pPr>
+      <w:r>
+        <w:rPr>
+          <w:rFonts w:ascii="Arial" w:hAnsi="Arial" w:cs="Arial"/>
+          <w:sz w:val="24"/>
+          <w:szCs w:val="24"/>
+        </w:rPr>
+        <w:t xml:space="preserve">C.C. No. {NUMERO_DOCUMENTO}</w:t>
+      </w:r>
+    </w:p>
+    <w:sectPr>
+      <w:pgSz w:w="12240" w:h="15840" w:orient="portrait"/>
+      <w:pgMar w:top="1417" w:right="1701" w:bottom="1417" w:left="1701" w:header="708" w:footer="708" w:gutter="0"/>
+      <w:cols w:space="708"/>
+      <w:docGrid w:linePitch="360"/>
+    </w:sectPr>
   </w:body>
 </w:document>
 </file>
@@ -70,13 +763,13 @@
 <file path=word/numbering.xml><?xml version="1.0" encoding="utf-8"?>
 <w:numbering xmlns:wpc="http://schemas.microsoft.com/office/word/2010/wordprocessingCanvas" xmlns:cx="http://schemas.microsoft.com/office/drawing/2014/chartex" xmlns:cx1="http://schemas.microsoft.com/office/drawing/2015/9/8/chartex" xmlns:cx2="http://schemas.microsoft.com/office/drawing/2015/10/21/chartex" xmlns:cx3="http://schemas.microsoft.com/office/drawing/2016/5/9/chartex" xmlns:cx4="http://schemas.microsoft.com/office/drawing/2016/5/10/chartex" xmlns:cx5="http://schemas.microsoft.com/office/drawing/2016/5/11/chartex" xmlns:cx6="http://schemas.microsoft.com/office/drawing/2016/5/12/chartex" xmlns:cx7="http://schemas.microsoft.com/office/drawing/2016/5/13/chartex" xmlns:cx8="http://schemas.microsoft.com/office/drawing/2016/5/14/chartex" xmlns:mc="http://schemas.openxmlformats.org/markup-compatibility/2006" xmlns:aink="http://schemas.microsoft.com/office/drawing/2016/ink" xmlns:am3d="http://schemas.microsoft.com/office/drawing/2017/model3d" xmlns:o="urn:schemas-microsoft-com:office:office" xmlns:r="http://schemas.openxmlformats.org/officeDocument/2006/relationships" xmlns:m="http://schemas.openxmlformats.org/officeDocument/2006/math" xmlns:v="urn:schemas-microsoft-com:vml" xmlns:wp14="http://schemas.microsoft.com/office/word/2010/wordprocessingDrawing" xmlns:wp="http://schemas.openxmlformats.org/drawingml/2006/wordprocessingDrawing" xmlns:w10="urn:schemas-microsoft-com:office:word" xmlns:w="http://schemas.openxmlformats.org/wordprocessingml/2006/main" xmlns:w14="http://schemas.microsoft.com/office/word/2010/wordml" xmlns:w15="http://schemas.microsoft.com/office/word/2012/wordml" xmlns:w16cex="http://schemas.microsoft.com/office/word/2018/wordml/cex" xmlns:w16cid="http://schemas.microsoft.com/office/word/2016/wordml/cid" xmlns:w16="http://schemas.microsoft.com/office/word/2018/wordml" xmlns:w16sdtdh="http://schemas.microsoft.com/office/word/2020/wordml/sdtdatahash" xmlns:w16se="http://schemas.microsoft.com/office/word/2015/wordml/symex" xmlns:wpg="http://schemas.microsoft.com/office/word/2010/wordprocessingGroup" xmlns:wpi="http://schemas.microsoft.com/office/word/2010/wordprocessingInk" xmlns:wne="http://schemas.microsoft.com/office/word/2006/wordml" xmlns:wps="http://schemas.microsoft.com/office/word/2010/wordprocessingShape" mc:Ignorable="w14 w15 w16se w16cid w16 w16cex w16sdtdh wp14">
   <w:abstractNum w:abstractNumId="0" w15:restartNumberingAfterBreak="0">
-    <w:nsid w:val="018F06A7"/>
+    <w:nsid w:val="1F401510"/>
     <w:multiLevelType w:val="multilevel"/>
-    <w:tmpl w:val="C108E6D6"/>
+    <w:tmpl w:val="65F872FA"/>
     <w:lvl w:ilvl="0">
       <w:start w:val="1"/>
-      <w:numFmt w:val="bullet"/>
-      <w:lvlText w:val=""/>
+      <w:numFmt w:val="decimal"/>
+      <w:lvlText w:val="%1."/>
       <w:lvlJc w:val="left"/>
       <w:pPr>
         <w:tabs>
@@ -84,15 +777,11 @@
         </w:tabs>
         <w:ind w:left="720" w:hanging="360"/>
       </w:pPr>
-      <w:rPr>
-        <w:rFonts w:ascii="Symbol" w:hAnsi="Symbol" w:hint="default"/>
-        <w:sz w:val="20"/>
-      </w:rPr>
     </w:lvl>
     <w:lvl w:ilvl="1" w:tentative="1">
       <w:start w:val="1"/>
-      <w:numFmt w:val="bullet"/>
-      <w:lvlText w:val="o"/>
+      <w:numFmt w:val="decimal"/>
+      <w:lvlText w:val="%2."/>
       <w:lvlJc w:val="left"/>
       <w:pPr>
         <w:tabs>
@@ -100,15 +789,11 @@
         </w:tabs>
         <w:ind w:left="1440" w:hanging="360"/>
       </w:pPr>
-      <w:rPr>
-        <w:rFonts w:ascii="Courier New" w:hAnsi="Courier New" w:hint="default"/>
-        <w:sz w:val="20"/>
-      </w:rPr>
     </w:lvl>
     <w:lvl w:ilvl="2" w:tentative="1">
       <w:start w:val="1"/>
-      <w:numFmt w:val="bullet"/>
-      <w:lvlText w:val=""/>
+      <w:numFmt w:val="decimal"/>
+      <w:lvlText w:val="%3."/>
       <w:lvlJc w:val="left"/>
       <w:pPr>
         <w:tabs>
@@ -116,15 +801,11 @@
         </w:tabs>
         <w:ind w:left="2160" w:hanging="360"/>
       </w:pPr>
-      <w:rPr>
-        <w:rFonts w:ascii="Wingdings" w:hAnsi="Wingdings" w:hint="default"/>
-        <w:sz w:val="20"/>
-      </w:rPr>
     </w:lvl>
     <w:lvl w:ilvl="3" w:tentative="1">
       <w:start w:val="1"/>
-      <w:numFmt w:val="bullet"/>
-      <w:lvlText w:val=""/>
+      <w:numFmt w:val="decimal"/>
+      <w:lvlText w:val="%4."/>
       <w:lvlJc w:val="left"/>
       <w:pPr>
         <w:tabs>
@@ -132,15 +813,11 @@
         </w:tabs>
         <w:ind w:left="2880" w:hanging="360"/>
       </w:pPr>
-      <w:rPr>
-        <w:rFonts w:ascii="Wingdings" w:hAnsi="Wingdings" w:hint="default"/>
-        <w:sz w:val="20"/>
-      </w:rPr>
     </w:lvl>
     <w:lvl w:ilvl="4" w:tentative="1">
       <w:start w:val="1"/>
-      <w:numFmt w:val="bullet"/>
-      <w:lvlText w:val=""/>
+      <w:numFmt w:val="decimal"/>
+      <w:lvlText w:val="%5."/>
       <w:lvlJc w:val="left"/>
       <w:pPr>
         <w:tabs>
@@ -148,15 +825,11 @@
         </w:tabs>
         <w:ind w:left="3600" w:hanging="360"/>
       </w:pPr>
-      <w:rPr>
-        <w:rFonts w:ascii="Wingdings" w:hAnsi="Wingdings" w:hint="default"/>
-        <w:sz w:val="20"/>
-      </w:rPr>
     </w:lvl>
     <w:lvl w:ilvl="5" w:tentative="1">
       <w:start w:val="1"/>
-      <w:numFmt w:val="bullet"/>
-      <w:lvlText w:val=""/>
+      <w:numFmt w:val="decimal"/>
+      <w:lvlText w:val="%6."/>
       <w:lvlJc w:val="left"/>
       <w:pPr>
         <w:tabs>
@@ -164,15 +837,11 @@
         </w:tabs>
         <w:ind w:left="4320" w:hanging="360"/>
       </w:pPr>
-      <w:rPr>
-        <w:rFonts w:ascii="Wingdings" w:hAnsi="Wingdings" w:hint="default"/>
-        <w:sz w:val="20"/>
-      </w:rPr>
     </w:lvl>
     <w:lvl w:ilvl="6" w:tentative="1">
       <w:start w:val="1"/>
-      <w:numFmt w:val="bullet"/>
-      <w:lvlText w:val=""/>
+      <w:numFmt w:val="decimal"/>
+      <w:lvlText w:val="%7."/>
       <w:lvlJc w:val="left"/>
       <w:pPr>
         <w:tabs>
@@ -180,15 +849,11 @@
         </w:tabs>
         <w:ind w:left="5040" w:hanging="360"/>
       </w:pPr>
-      <w:rPr>
-        <w:rFonts w:ascii="Wingdings" w:hAnsi="Wingdings" w:hint="default"/>
-        <w:sz w:val="20"/>
-      </w:rPr>
     </w:lvl>
     <w:lvl w:ilvl="7" w:tentative="1">
       <w:start w:val="1"/>
-      <w:numFmt w:val="bullet"/>
-      <w:lvlText w:val=""/>
+      <w:numFmt w:val="decimal"/>
+      <w:lvlText w:val="%8."/>
       <w:lvlJc w:val="left"/>
       <w:pPr>
         <w:tabs>
@@ -196,15 +861,11 @@
         </w:tabs>
         <w:ind w:left="5760" w:hanging="360"/>
       </w:pPr>
-      <w:rPr>
-        <w:rFonts w:ascii="Wingdings" w:hAnsi="Wingdings" w:hint="default"/>
-        <w:sz w:val="20"/>
-      </w:rPr>
     </w:lvl>
     <w:lvl w:ilvl="8" w:tentative="1">
       <w:start w:val="1"/>
-      <w:numFmt w:val="bullet"/>
-      <w:lvlText w:val=""/>
+      <w:numFmt w:val="decimal"/>
+      <w:lvlText w:val="%9."/>
       <w:lvlJc w:val="left"/>
       <w:pPr>
         <w:tabs>
@@ -212,10 +873,6 @@
         </w:tabs>
         <w:ind w:left="6480" w:hanging="360"/>
       </w:pPr>
-      <w:rPr>
-        <w:rFonts w:ascii="Wingdings" w:hAnsi="Wingdings" w:hint="default"/>
-        <w:sz w:val="20"/>
-      </w:rPr>
     </w:lvl>
   </w:abstractNum>
   <w:num w:numId="1">
@@ -229,7 +886,7 @@
   <w:docDefaults>
     <w:rPrDefault>
       <w:rPr>
-        <w:rFonts w:asciiTheme="minorHAnsi" w:eastAsiaTheme="minorHAnsi" w:hAnsiTheme="minorHAnsi" w:cstheme="minorBidi"/>
+        <w:rFonts w:asciiTheme="minorHAnsi" w:hAnsiTheme="minorHAnsi" w:eastAsiaTheme="minorHAnsi" w:cstheme="minorBidi"/>
         <w:sz w:val="22"/>
         <w:szCs w:val="22"/>
         <w:lang w:val="es-CO" w:eastAsia="en-US" w:bidi="ar-SA"/>
@@ -244,14 +901,14 @@
   <w:latentStyles w:defLockedState="0" w:defUIPriority="99" w:defSemiHidden="0" w:defUnhideWhenUsed="0" w:defQFormat="0" w:count="376">
     <w:lsdException w:name="Normal" w:uiPriority="0" w:qFormat="1"/>
     <w:lsdException w:name="heading 1" w:uiPriority="9" w:qFormat="1"/>
-    <w:lsdException w:name="heading 2" w:semiHidden="1" w:uiPriority="9" w:unhideWhenUsed="1" w:qFormat="1"/>
-    <w:lsdException w:name="heading 3" w:semiHidden="1" w:uiPriority="9" w:unhideWhenUsed="1" w:qFormat="1"/>
-    <w:lsdException w:name="heading 4" w:semiHidden="1" w:uiPriority="9" w:unhideWhenUsed="1" w:qFormat="1"/>
-    <w:lsdException w:name="heading 5" w:semiHidden="1" w:uiPriority="9" w:unhideWhenUsed="1" w:qFormat="1"/>
-    <w:lsdException w:name="heading 6" w:semiHidden="1" w:uiPriority="9" w:unhideWhenUsed="1" w:qFormat="1"/>
-    <w:lsdException w:name="heading 7" w:semiHidden="1" w:uiPriority="9" w:unhideWhenUsed="1" w:qFormat="1"/>
-    <w:lsdException w:name="heading 8" w:semiHidden="1" w:uiPriority="9" w:unhideWhenUsed="1" w:qFormat="1"/>
-    <w:lsdException w:name="heading 9" w:semiHidden="1" w:uiPriority="9" w:unhideWhenUsed="1" w:qFormat="1"/>
+    <w:lsdException w:name="heading 2" w:uiPriority="9" w:semiHidden="1" w:unhideWhenUsed="1" w:qFormat="1"/>
+    <w:lsdException w:name="heading 3" w:uiPriority="9" w:semiHidden="1" w:unhideWhenUsed="1" w:qFormat="1"/>
+    <w:lsdException w:name="heading 4" w:uiPriority="9" w:semiHidden="1" w:unhideWhenUsed="1" w:qFormat="1"/>
+    <w:lsdException w:name="heading 5" w:uiPriority="9" w:semiHidden="1" w:unhideWhenUsed="1" w:qFormat="1"/>
+    <w:lsdException w:name="heading 6" w:uiPriority="9" w:semiHidden="1" w:unhideWhenUsed="1" w:qFormat="1"/>
+    <w:lsdException w:name="heading 7" w:uiPriority="9" w:semiHidden="1" w:unhideWhenUsed="1" w:qFormat="1"/>
+    <w:lsdException w:name="heading 8" w:uiPriority="9" w:semiHidden="1" w:unhideWhenUsed="1" w:qFormat="1"/>
+    <w:lsdException w:name="heading 9" w:uiPriority="9" w:semiHidden="1" w:unhideWhenUsed="1" w:qFormat="1"/>
     <w:lsdException w:name="index 1" w:semiHidden="1" w:unhideWhenUsed="1"/>
     <w:lsdException w:name="index 2" w:semiHidden="1" w:unhideWhenUsed="1"/>
     <w:lsdException w:name="index 3" w:semiHidden="1" w:unhideWhenUsed="1"/>
@@ -261,22 +918,22 @@
     <w:lsdException w:name="index 7" w:semiHidden="1" w:unhideWhenUsed="1"/>
     <w:lsdException w:name="index 8" w:semiHidden="1" w:unhideWhenUsed="1"/>
     <w:lsdException w:name="index 9" w:semiHidden="1" w:unhideWhenUsed="1"/>
-    <w:lsdException w:name="toc 1" w:semiHidden="1" w:uiPriority="39" w:unhideWhenUsed="1"/>
-    <w:lsdException w:name="toc 2" w:semiHidden="1" w:uiPriority="39" w:unhideWhenUsed="1"/>
-    <w:lsdException w:name="toc 3" w:semiHidden="1" w:uiPriority="39" w:unhideWhenUsed="1"/>
-    <w:lsdException w:name="toc 4" w:semiHidden="1" w:uiPriority="39" w:unhideWhenUsed="1"/>
-    <w:lsdException w:name="toc 5" w:semiHidden="1" w:uiPriority="39" w:unhideWhenUsed="1"/>
-    <w:lsdException w:name="toc 6" w:semiHidden="1" w:uiPriority="39" w:unhideWhenUsed="1"/>
-    <w:lsdException w:name="toc 7" w:semiHidden="1" w:uiPriority="39" w:unhideWhenUsed="1"/>
-    <w:lsdException w:name="toc 8" w:semiHidden="1" w:uiPriority="39" w:unhideWhenUsed="1"/>
-    <w:lsdException w:name="toc 9" w:semiHidden="1" w:uiPriority="39" w:unhideWhenUsed="1"/>
+    <w:lsdException w:name="toc 1" w:uiPriority="39" w:semiHidden="1" w:unhideWhenUsed="1"/>
+    <w:lsdException w:name="toc 2" w:uiPriority="39" w:semiHidden="1" w:unhideWhenUsed="1"/>
+    <w:lsdException w:name="toc 3" w:uiPriority="39" w:semiHidden="1" w:unhideWhenUsed="1"/>
+    <w:lsdException w:name="toc 4" w:uiPriority="39" w:semiHidden="1" w:unhideWhenUsed="1"/>
+    <w:lsdException w:name="toc 5" w:uiPriority="39" w:semiHidden="1" w:unhideWhenUsed="1"/>
+    <w:lsdException w:name="toc 6" w:uiPriority="39" w:semiHidden="1" w:unhideWhenUsed="1"/>
+    <w:lsdException w:name="toc 7" w:uiPriority="39" w:semiHidden="1" w:unhideWhenUsed="1"/>
+    <w:lsdException w:name="toc 8" w:uiPriority="39" w:semiHidden="1" w:unhideWhenUsed="1"/>
+    <w:lsdException w:name="toc 9" w:uiPriority="39" w:semiHidden="1" w:unhideWhenUsed="1"/>
     <w:lsdException w:name="Normal Indent" w:semiHidden="1" w:unhideWhenUsed="1"/>
     <w:lsdException w:name="footnote text" w:semiHidden="1" w:unhideWhenUsed="1"/>
     <w:lsdException w:name="annotation text" w:semiHidden="1" w:unhideWhenUsed="1"/>
     <w:lsdException w:name="header" w:semiHidden="1" w:unhideWhenUsed="1"/>
     <w:lsdException w:name="footer" w:semiHidden="1" w:unhideWhenUsed="1"/>
     <w:lsdException w:name="index heading" w:semiHidden="1" w:unhideWhenUsed="1"/>
-    <w:lsdException w:name="caption" w:semiHidden="1" w:uiPriority="35" w:unhideWhenUsed="1" w:qFormat="1"/>
+    <w:lsdException w:name="caption" w:uiPriority="35" w:semiHidden="1" w:unhideWhenUsed="1" w:qFormat="1"/>
     <w:lsdException w:name="table of figures" w:semiHidden="1" w:unhideWhenUsed="1"/>
     <w:lsdException w:name="envelope address" w:semiHidden="1" w:unhideWhenUsed="1"/>
     <w:lsdException w:name="envelope return" w:semiHidden="1" w:unhideWhenUsed="1"/>
@@ -307,7 +964,7 @@
     <w:lsdException w:name="Title" w:uiPriority="10" w:qFormat="1"/>
     <w:lsdException w:name="Closing" w:semiHidden="1" w:unhideWhenUsed="1"/>
     <w:lsdException w:name="Signature" w:semiHidden="1" w:unhideWhenUsed="1"/>
-    <w:lsdException w:name="Default Paragraph Font" w:semiHidden="1" w:uiPriority="1" w:unhideWhenUsed="1"/>
+    <w:lsdException w:name="Default Paragraph Font" w:uiPriority="1" w:semiHidden="1" w:unhideWhenUsed="1"/>
     <w:lsdException w:name="Body Text" w:semiHidden="1" w:unhideWhenUsed="1"/>
     <w:lsdException w:name="Body Text Indent" w:semiHidden="1" w:unhideWhenUsed="1"/>
     <w:lsdException w:name="List Continue" w:semiHidden="1" w:unhideWhenUsed="1"/>
@@ -507,8 +1164,8 @@
     <w:lsdException w:name="Subtle Reference" w:uiPriority="31" w:qFormat="1"/>
     <w:lsdException w:name="Intense Reference" w:uiPriority="32" w:qFormat="1"/>
     <w:lsdException w:name="Book Title" w:uiPriority="33" w:qFormat="1"/>
-    <w:lsdException w:name="Bibliography" w:semiHidden="1" w:uiPriority="37" w:unhideWhenUsed="1"/>
-    <w:lsdException w:name="TOC Heading" w:semiHidden="1" w:uiPriority="39" w:unhideWhenUsed="1" w:qFormat="1"/>
+    <w:lsdException w:name="Bibliography" w:uiPriority="37" w:semiHidden="1" w:unhideWhenUsed="1"/>
+    <w:lsdException w:name="TOC Heading" w:uiPriority="39" w:semiHidden="1" w:unhideWhenUsed="1" w:qFormat="1"/>
     <w:lsdException w:name="Plain Table 1" w:uiPriority="41"/>
     <w:lsdException w:name="Plain Table 2" w:uiPriority="42"/>
     <w:lsdException w:name="Plain Table 3" w:uiPriority="43"/>
@@ -619,30 +1276,9 @@
     <w:lsdException w:name="Unresolved Mention" w:semiHidden="1" w:unhideWhenUsed="1"/>
     <w:lsdException w:name="Smart Link" w:semiHidden="1" w:unhideWhenUsed="1"/>
   </w:latentStyles>
-  <w:style w:type="paragraph" w:default="1" w:styleId="Normal">
+  <w:style w:type="paragraph" w:styleId="Normal" w:default="1">
     <w:name w:val="Normal"/>
     <w:qFormat/>
-  </w:style>
-  <w:style w:type="paragraph" w:styleId="Ttulo1">
-    <w:name w:val="heading 1"/>
-    <w:basedOn w:val="Normal"/>
-    <w:link w:val="Ttulo1Car"/>
-    <w:uiPriority w:val="9"/>
-    <w:qFormat/>
-    <w:rsid w:val="002677BE"/>
-    <w:pPr>
-      <w:spacing w:before="100" w:beforeAutospacing="1" w:after="100" w:afterAutospacing="1" w:line="240" w:lineRule="auto"/>
-      <w:outlineLvl w:val="0"/>
-    </w:pPr>
-    <w:rPr>
-      <w:rFonts w:ascii="Times New Roman" w:eastAsia="Times New Roman" w:hAnsi="Times New Roman" w:cs="Times New Roman"/>
-      <w:b/>
-      <w:bCs/>
-      <w:kern w:val="36"/>
-      <w:sz w:val="48"/>
-      <w:szCs w:val="48"/>
-      <w:lang w:eastAsia="es-CO"/>
-    </w:rPr>
   </w:style>
   <w:style w:type="paragraph" w:styleId="Ttulo2">
     <w:name w:val="heading 2"/>
@@ -650,13 +1286,13 @@
     <w:link w:val="Ttulo2Car"/>
     <w:uiPriority w:val="9"/>
     <w:qFormat/>
-    <w:rsid w:val="002677BE"/>
+    <w:rsid w:val="002B4425"/>
     <w:pPr>
       <w:spacing w:before="100" w:beforeAutospacing="1" w:after="100" w:afterAutospacing="1" w:line="240" w:lineRule="auto"/>
       <w:outlineLvl w:val="1"/>
     </w:pPr>
     <w:rPr>
-      <w:rFonts w:ascii="Times New Roman" w:eastAsia="Times New Roman" w:hAnsi="Times New Roman" w:cs="Times New Roman"/>
+      <w:rFonts w:ascii="Times New Roman" w:hAnsi="Times New Roman" w:eastAsia="Times New Roman" w:cs="Times New Roman"/>
       <w:b/>
       <w:bCs/>
       <w:sz w:val="36"/>
@@ -664,13 +1300,13 @@
       <w:lang w:eastAsia="es-CO"/>
     </w:rPr>
   </w:style>
-  <w:style w:type="character" w:default="1" w:styleId="Fuentedeprrafopredeter">
+  <w:style w:type="character" w:styleId="Fuentedeprrafopredeter" w:default="1">
     <w:name w:val="Default Paragraph Font"/>
     <w:uiPriority w:val="1"/>
     <w:semiHidden/>
     <w:unhideWhenUsed/>
   </w:style>
-  <w:style w:type="table" w:default="1" w:styleId="Tablanormal">
+  <w:style w:type="table" w:styleId="Tablanormal" w:default="1">
     <w:name w:val="Normal Table"/>
     <w:uiPriority w:val="99"/>
     <w:semiHidden/>
@@ -685,36 +1321,20 @@
       </w:tblCellMar>
     </w:tblPr>
   </w:style>
-  <w:style w:type="numbering" w:default="1" w:styleId="Sinlista">
+  <w:style w:type="numbering" w:styleId="Sinlista" w:default="1">
     <w:name w:val="No List"/>
     <w:uiPriority w:val="99"/>
     <w:semiHidden/>
     <w:unhideWhenUsed/>
   </w:style>
-  <w:style w:type="character" w:customStyle="1" w:styleId="Ttulo1Car">
-    <w:name w:val="Título 1 Car"/>
-    <w:basedOn w:val="Fuentedeprrafopredeter"/>
-    <w:link w:val="Ttulo1"/>
-    <w:uiPriority w:val="9"/>
-    <w:rsid w:val="002677BE"/>
-    <w:rPr>
-      <w:rFonts w:ascii="Times New Roman" w:eastAsia="Times New Roman" w:hAnsi="Times New Roman" w:cs="Times New Roman"/>
-      <w:b/>
-      <w:bCs/>
-      <w:kern w:val="36"/>
-      <w:sz w:val="48"/>
-      <w:szCs w:val="48"/>
-      <w:lang w:eastAsia="es-CO"/>
-    </w:rPr>
-  </w:style>
-  <w:style w:type="character" w:customStyle="1" w:styleId="Ttulo2Car">
+  <w:style w:type="character" w:styleId="Ttulo2Car" w:customStyle="1">
     <w:name w:val="Título 2 Car"/>
     <w:basedOn w:val="Fuentedeprrafopredeter"/>
     <w:link w:val="Ttulo2"/>
     <w:uiPriority w:val="9"/>
-    <w:rsid w:val="002677BE"/>
+    <w:rsid w:val="002B4425"/>
     <w:rPr>
-      <w:rFonts w:ascii="Times New Roman" w:eastAsia="Times New Roman" w:hAnsi="Times New Roman" w:cs="Times New Roman"/>
+      <w:rFonts w:ascii="Times New Roman" w:hAnsi="Times New Roman" w:eastAsia="Times New Roman" w:cs="Times New Roman"/>
       <w:b/>
       <w:bCs/>
       <w:sz w:val="36"/>
@@ -728,12 +1348,12 @@
     <w:uiPriority w:val="99"/>
     <w:semiHidden/>
     <w:unhideWhenUsed/>
-    <w:rsid w:val="002677BE"/>
+    <w:rsid w:val="002B4425"/>
     <w:pPr>
       <w:spacing w:before="100" w:beforeAutospacing="1" w:after="100" w:afterAutospacing="1" w:line="240" w:lineRule="auto"/>
     </w:pPr>
     <w:rPr>
-      <w:rFonts w:ascii="Times New Roman" w:eastAsia="Times New Roman" w:hAnsi="Times New Roman" w:cs="Times New Roman"/>
+      <w:rFonts w:ascii="Times New Roman" w:hAnsi="Times New Roman" w:eastAsia="Times New Roman" w:cs="Times New Roman"/>
       <w:sz w:val="24"/>
       <w:szCs w:val="24"/>
       <w:lang w:eastAsia="es-CO"/>
@@ -744,17 +1364,29 @@
     <w:basedOn w:val="Fuentedeprrafopredeter"/>
     <w:uiPriority w:val="22"/>
     <w:qFormat/>
-    <w:rsid w:val="002677BE"/>
+    <w:rsid w:val="002B4425"/>
     <w:rPr>
       <w:b/>
       <w:bCs/>
+    </w:rPr>
+  </w:style>
+  <w:style w:type="character" w:styleId="Hipervnculo">
+    <w:name w:val="Hyperlink"/>
+    <w:basedOn w:val="Fuentedeprrafopredeter"/>
+    <w:uiPriority w:val="99"/>
+    <w:semiHidden/>
+    <w:unhideWhenUsed/>
+    <w:rsid w:val="002B4425"/>
+    <w:rPr>
+      <w:color w:val="0000FF"/>
+      <w:u w:val="single"/>
     </w:rPr>
   </w:style>
 </w:styles>
 </file>
 
 <file path=word/theme/theme1.xml><?xml version="1.0" encoding="utf-8"?>
-<a:theme xmlns:a="http://schemas.openxmlformats.org/drawingml/2006/main" name="Tema de Office">
+<a:theme xmlns:a="http://schemas.openxmlformats.org/drawingml/2006/main" xmlns:thm15="http://schemas.microsoft.com/office/thememl/2012/main" name="Tema de Office">
   <a:themeElements>
     <a:clrScheme name="Office">
       <a:dk1>
